--- a/ba/Resume_Business_Analyst_Barotova_2pages.docx
+++ b/ba/Resume_Business_Analyst_Barotova_2pages.docx
@@ -24,50 +24,45 @@
         <w:tc>
           <w:tcPr>
             <w:tcW w:type="dxa" w:w="2041"/>
-            <w:shd w:val="clear" w:color="auto" w:fill="F7F7F9"/>
           </w:tcPr>
           <w:p>
             <w:pPr>
-              <w:spacing w:before="400"/>
+              <w:spacing w:before="0" w:after="0"/>
               <w:jc w:val="center"/>
             </w:pPr>
             <w:r>
-              <w:rPr>
-                <w:b/>
-                <w:i w:val="0"/>
-                <w:color w:val="9999A3"/>
-                <w:sz w:val="18"/>
-              </w:rPr>
-              <w:t>[ ФОТО 3×4 ]</w:t>
-            </w:r>
-          </w:p>
-          <w:p>
-            <w:pPr>
-              <w:jc w:val="center"/>
-            </w:pPr>
-            <w:r>
-              <w:rPr>
-                <w:b w:val="0"/>
-                <w:i/>
-                <w:color w:val="9999A3"/>
-                <w:sz w:val="16"/>
-              </w:rPr>
-              <w:t>вставить</w:t>
-            </w:r>
-          </w:p>
-          <w:p>
-            <w:pPr>
-              <w:spacing w:after="400"/>
-              <w:jc w:val="center"/>
-            </w:pPr>
-            <w:r>
-              <w:rPr>
-                <w:b w:val="0"/>
-                <w:i/>
-                <w:color w:val="9999A3"/>
-                <w:sz w:val="16"/>
-              </w:rPr>
-              <w:t>при необходимости</w:t>
+              <w:drawing>
+                <wp:inline xmlns:a="http://schemas.openxmlformats.org/drawingml/2006/main" xmlns:pic="http://schemas.openxmlformats.org/drawingml/2006/picture">
+                  <wp:extent cx="1224000" cy="1632000"/>
+                  <wp:docPr id="1" name="Picture 1"/>
+                  <wp:cNvGraphicFramePr>
+                    <a:graphicFrameLocks noChangeAspect="1"/>
+                  </wp:cNvGraphicFramePr>
+                  <a:graphic>
+                    <a:graphicData uri="http://schemas.openxmlformats.org/drawingml/2006/picture">
+                      <pic:pic>
+                        <pic:nvPicPr>
+                          <pic:cNvPr id="0" name="sabina.png"/>
+                          <pic:cNvPicPr/>
+                        </pic:nvPicPr>
+                        <pic:blipFill>
+                          <a:blip r:embed="rId9"/>
+                          <a:stretch>
+                            <a:fillRect/>
+                          </a:stretch>
+                        </pic:blipFill>
+                        <pic:spPr>
+                          <a:xfrm>
+                            <a:off x="0" y="0"/>
+                            <a:ext cx="1224000" cy="1632000"/>
+                          </a:xfrm>
+                          <a:prstGeom prst="rect"/>
+                        </pic:spPr>
+                      </pic:pic>
+                    </a:graphicData>
+                  </a:graphic>
+                </wp:inline>
+              </w:drawing>
             </w:r>
           </w:p>
         </w:tc>
@@ -205,7 +200,7 @@
           <w:color w:val="121216"/>
           <w:sz w:val="25"/>
         </w:rPr>
-        <w:t>УЧЕБНЫЕ ПРОЕКТЫ</w:t>
+        <w:t>КЕЙСЫ</w:t>
       </w:r>
     </w:p>
     <w:p>
@@ -1080,172 +1075,6 @@
           <w:sz w:val="18"/>
         </w:rPr>
         <w:t>draw.io</w:t>
-      </w:r>
-    </w:p>
-    <w:p>
-      <w:pPr>
-        <w:spacing w:before="160" w:after="40"/>
-      </w:pPr>
-      <w:r>
-        <w:rPr>
-          <w:b/>
-          <w:i w:val="0"/>
-          <w:color w:val="F59E0B"/>
-          <w:sz w:val="27"/>
-        </w:rPr>
-        <w:t xml:space="preserve">▎ </w:t>
-      </w:r>
-      <w:r>
-        <w:rPr>
-          <w:rFonts w:ascii="Calibri" w:hAnsi="Calibri" w:eastAsia="Calibri" w:cs="Calibri"/>
-          <w:b/>
-          <w:i w:val="0"/>
-          <w:color w:val="121216"/>
-          <w:sz w:val="25"/>
-        </w:rPr>
-        <w:t>ОПЫТ РАБОТЫ</w:t>
-      </w:r>
-    </w:p>
-    <w:p>
-      <w:pPr>
-        <w:spacing w:after="0"/>
-      </w:pPr>
-      <w:r>
-        <w:rPr>
-          <w:b/>
-          <w:i w:val="0"/>
-          <w:color w:val="121216"/>
-          <w:sz w:val="22"/>
-        </w:rPr>
-        <w:t>Координатор полевой экспедиции</w:t>
-      </w:r>
-    </w:p>
-    <w:p>
-      <w:pPr>
-        <w:spacing w:after="0"/>
-      </w:pPr>
-      <w:r>
-        <w:rPr>
-          <w:b w:val="0"/>
-          <w:i w:val="0"/>
-          <w:color w:val="555560"/>
-          <w:sz w:val="20"/>
-        </w:rPr>
-        <w:t>Биофак МГУ им. М.В. Ломоносова, оз. Кара-Холь (Тыва)</w:t>
-      </w:r>
-      <w:r>
-        <w:rPr>
-          <w:b w:val="0"/>
-          <w:i w:val="0"/>
-          <w:color w:val="9999A3"/>
-          <w:sz w:val="18"/>
-        </w:rPr>
-        <w:t xml:space="preserve">   ·   </w:t>
-      </w:r>
-      <w:r>
-        <w:rPr>
-          <w:b w:val="0"/>
-          <w:i/>
-          <w:color w:val="9999A3"/>
-          <w:sz w:val="19"/>
-        </w:rPr>
-        <w:t>июнь — август 2024</w:t>
-      </w:r>
-    </w:p>
-    <w:p>
-      <w:pPr>
-        <w:spacing w:after="30" w:line="276" w:lineRule="auto"/>
-        <w:ind w:left="227"/>
-      </w:pPr>
-      <w:r>
-        <w:rPr>
-          <w:b w:val="0"/>
-          <w:i w:val="0"/>
-          <w:color w:val="555560"/>
-          <w:sz w:val="20"/>
-        </w:rPr>
-        <w:t xml:space="preserve">•  </w:t>
-      </w:r>
-      <w:r>
-        <w:rPr>
-          <w:b w:val="0"/>
-          <w:i w:val="0"/>
-          <w:color w:val="121216"/>
-          <w:sz w:val="20"/>
-        </w:rPr>
-        <w:t>Координация группы из 10 детей в полевых условиях: дисциплина, безопасность, режим дня</w:t>
-      </w:r>
-    </w:p>
-    <w:p>
-      <w:pPr>
-        <w:spacing w:after="30" w:line="276" w:lineRule="auto"/>
-        <w:ind w:left="227"/>
-      </w:pPr>
-      <w:r>
-        <w:rPr>
-          <w:b w:val="0"/>
-          <w:i w:val="0"/>
-          <w:color w:val="555560"/>
-          <w:sz w:val="20"/>
-        </w:rPr>
-        <w:t xml:space="preserve">•  </w:t>
-      </w:r>
-      <w:r>
-        <w:rPr>
-          <w:b w:val="0"/>
-          <w:i w:val="0"/>
-          <w:color w:val="121216"/>
-          <w:sz w:val="20"/>
-        </w:rPr>
-        <w:t>Логистика и закупки оборудования в Москве, организация маршрута и размещения</w:t>
-      </w:r>
-    </w:p>
-    <w:p>
-      <w:pPr>
-        <w:spacing w:after="30" w:line="276" w:lineRule="auto"/>
-        <w:ind w:left="227"/>
-      </w:pPr>
-      <w:r>
-        <w:rPr>
-          <w:b w:val="0"/>
-          <w:i w:val="0"/>
-          <w:color w:val="555560"/>
-          <w:sz w:val="20"/>
-        </w:rPr>
-        <w:t xml:space="preserve">•  </w:t>
-      </w:r>
-      <w:r>
-        <w:rPr>
-          <w:b w:val="0"/>
-          <w:i w:val="0"/>
-          <w:color w:val="121216"/>
-          <w:sz w:val="20"/>
-        </w:rPr>
-        <w:t>Взаимодействие с организаторами, преподавателями и сопровождающими</w:t>
-      </w:r>
-    </w:p>
-    <w:p>
-      <w:pPr>
-        <w:spacing w:after="30" w:line="276" w:lineRule="auto"/>
-        <w:ind w:left="227"/>
-      </w:pPr>
-      <w:r>
-        <w:rPr>
-          <w:b w:val="0"/>
-          <w:i w:val="0"/>
-          <w:color w:val="555560"/>
-          <w:sz w:val="20"/>
-        </w:rPr>
-        <w:t xml:space="preserve">•  </w:t>
-      </w:r>
-      <w:r>
-        <w:rPr>
-          <w:b w:val="0"/>
-          <w:i w:val="0"/>
-          <w:color w:val="121216"/>
-          <w:sz w:val="20"/>
-        </w:rPr>
-        <w:t>Экспедиция проведена в срок, без сбоев и инцидентов</w:t>
       </w:r>
     </w:p>
     <w:p>

--- a/ba/Resume_Business_Analyst_Barotova_2pages.docx
+++ b/ba/Resume_Business_Analyst_Barotova_2pages.docx
@@ -109,7 +109,7 @@
                 <w:color w:val="121216"/>
                 <w:sz w:val="20"/>
               </w:rPr>
-              <w:t>Студентка 3 курса бизнес-информатики МИРЭА (выпуск 2027). Целюсь в роль бизнес-аналитика: люблю превращать продуктовую гипотезу в структурированный документ — от карты стейкхолдеров и AS-IS/TO-BE до требований, монетизационной модели и презентации. Имею учебный опыт работы с реальными бизнес-кейсами в команде (ВкусВилл, Eduson Academy, EdTech-стартап Studyhall) и сильным фокусом на цифрах: ARPU, конверсии, окупаемость, TAM/SAM.</w:t>
+              <w:t>Студентка 3 курса бизнес-информатики МИРЭА. Целюсь в роль бизнес-аналитика: превращаю продуктовую гипотезу в структурированный документ — от карты стейкхолдеров и AS-IS/TO-BE до требований, монетизационной модели и презентации. Сильный фокус на цифрах (ARPU, окупаемость, TAM/SAM) и на стандартах (ГОСТ 34.602-89). Опыт работы по 9 учебным кейсам, в командах и индивидуально.</w:t>
             </w:r>
           </w:p>
           <w:p>
@@ -448,7 +448,7 @@
           <w:color w:val="121216"/>
           <w:sz w:val="23"/>
         </w:rPr>
-        <w:t>2D-симулятор Studyhall (UBK EdTech)</w:t>
+        <w:t>Studyhall — продуктовая стратегия (UBK EdTech)</w:t>
       </w:r>
     </w:p>
     <w:p>
@@ -510,7 +510,7 @@
           <w:color w:val="121216"/>
           <w:sz w:val="20"/>
         </w:rPr>
-        <w:t>Сегментировала аудиторию на 4 группы (студенты вузов, школьники, взрослые, корпоративные клиенты) и описала их JTBD</w:t>
+        <w:t>Сегментировала аудиторию на 4 группы (студенты вузов, школьники, взрослые, корп.) и описала их JTBD</w:t>
       </w:r>
     </w:p>
     <w:p>
@@ -534,7 +534,7 @@
           <w:color w:val="121216"/>
           <w:sz w:val="20"/>
         </w:rPr>
-        <w:t>Спроектировала продуктовую механику: 3 зоны кампуса, 5 уровней прогрессии, 5 ежедневных квестов и 20 еженедельных миссий, формулу XP с 8 переменными</w:t>
+        <w:t>Продуктовая механика: 3 зоны кампуса, 5 уровней прогрессии, формула XP с 8 переменными</w:t>
       </w:r>
     </w:p>
     <w:p>
@@ -558,7 +558,7 @@
           <w:color w:val="121216"/>
           <w:sz w:val="20"/>
         </w:rPr>
-        <w:t>Построила монетизационную модель: 3-tier подписка 749 / 1 189 ₽/мес, B2B-лицензии 13 990 – 99 990 ₽/мес, микротранзакции; целевой ARPU 969 ₽ (free) / 1 798 ₽ (с покупками)</w:t>
+        <w:t>Монетизация: 3-tier подписка 749 / 1 189 ₽/мес, B2B 13 990 – 99 990 ₽; ARPU 969 / 1 798 ₽</w:t>
       </w:r>
     </w:p>
     <w:p>
@@ -582,7 +582,7 @@
           <w:color w:val="121216"/>
           <w:sz w:val="20"/>
         </w:rPr>
-        <w:t>Финансовая модель: окупаемость ~9 мес. при 5 000 пользователей и выручке 8,99 М ₽ за 6 мес.</w:t>
+        <w:t>Финмодель: окупаемость ~9 мес. при 5 000 пользователей и выручке 8,99 М ₽ за 6 мес.</w:t>
       </w:r>
     </w:p>
     <w:p>
@@ -712,6 +712,278 @@
           <w:sz w:val="18"/>
         </w:rPr>
         <w:t>MS Excel</w:t>
+      </w:r>
+    </w:p>
+    <w:p>
+      <w:pPr>
+        <w:spacing w:before="80" w:after="0"/>
+      </w:pPr>
+      <w:r>
+        <w:rPr>
+          <w:b/>
+          <w:i w:val="0"/>
+          <w:color w:val="121216"/>
+          <w:sz w:val="23"/>
+        </w:rPr>
+        <w:t>Studyhall — техническая архитектура EdTech-симулятора</w:t>
+      </w:r>
+    </w:p>
+    <w:p>
+      <w:pPr>
+        <w:spacing w:after="20"/>
+      </w:pPr>
+      <w:r>
+        <w:rPr>
+          <w:b w:val="0"/>
+          <w:i/>
+          <w:color w:val="555560"/>
+          <w:sz w:val="19"/>
+        </w:rPr>
+        <w:t>Системный кейс · 2025 · EdTech · AI · RAG</w:t>
+      </w:r>
+    </w:p>
+    <w:p>
+      <w:pPr>
+        <w:spacing w:after="30" w:line="276" w:lineRule="auto"/>
+        <w:ind w:left="227"/>
+      </w:pPr>
+      <w:r>
+        <w:rPr>
+          <w:b w:val="0"/>
+          <w:i w:val="0"/>
+          <w:color w:val="555560"/>
+          <w:sz w:val="20"/>
+        </w:rPr>
+        <w:t xml:space="preserve">•  </w:t>
+      </w:r>
+      <w:r>
+        <w:rPr>
+          <w:b w:val="0"/>
+          <w:i w:val="0"/>
+          <w:color w:val="121216"/>
+          <w:sz w:val="20"/>
+        </w:rPr>
+        <w:t>Описала 4-слойную архитектуру: Frontend (JS, HTMX, Tailwind), Backend (Node.js + Express + PostgreSQL), ML/AI, DevOps (Docker, NGINX)</w:t>
+      </w:r>
+    </w:p>
+    <w:p>
+      <w:pPr>
+        <w:spacing w:after="30" w:line="276" w:lineRule="auto"/>
+        <w:ind w:left="227"/>
+      </w:pPr>
+      <w:r>
+        <w:rPr>
+          <w:b w:val="0"/>
+          <w:i w:val="0"/>
+          <w:color w:val="555560"/>
+          <w:sz w:val="20"/>
+        </w:rPr>
+        <w:t xml:space="preserve">•  </w:t>
+      </w:r>
+      <w:r>
+        <w:rPr>
+          <w:b w:val="0"/>
+          <w:i w:val="0"/>
+          <w:color w:val="121216"/>
+          <w:sz w:val="20"/>
+        </w:rPr>
+        <w:t>Сформулировала требования к интеграции: REST-API между Node.js и FastAPI, очередь оценивания</w:t>
+      </w:r>
+    </w:p>
+    <w:p>
+      <w:pPr>
+        <w:spacing w:after="30" w:line="276" w:lineRule="auto"/>
+        <w:ind w:left="227"/>
+      </w:pPr>
+      <w:r>
+        <w:rPr>
+          <w:b w:val="0"/>
+          <w:i w:val="0"/>
+          <w:color w:val="555560"/>
+          <w:sz w:val="20"/>
+        </w:rPr>
+        <w:t xml:space="preserve">•  </w:t>
+      </w:r>
+      <w:r>
+        <w:rPr>
+          <w:b w:val="0"/>
+          <w:i w:val="0"/>
+          <w:color w:val="121216"/>
+          <w:sz w:val="20"/>
+        </w:rPr>
+        <w:t>Пайплайн AI-оценивания: парсинг контента → векторизация → семантический поиск → RAG-генерация → JSON-rubric (0–100)</w:t>
+      </w:r>
+    </w:p>
+    <w:p>
+      <w:pPr>
+        <w:spacing w:after="30" w:line="276" w:lineRule="auto"/>
+        <w:ind w:left="227"/>
+      </w:pPr>
+      <w:r>
+        <w:rPr>
+          <w:b w:val="0"/>
+          <w:i w:val="0"/>
+          <w:color w:val="555560"/>
+          <w:sz w:val="20"/>
+        </w:rPr>
+        <w:t xml:space="preserve">•  </w:t>
+      </w:r>
+      <w:r>
+        <w:rPr>
+          <w:b w:val="0"/>
+          <w:i w:val="0"/>
+          <w:color w:val="121216"/>
+          <w:sz w:val="20"/>
+        </w:rPr>
+        <w:t>Privacy-first: локальные LLaMA-модели (ollama), без облачных вызовов</w:t>
+      </w:r>
+    </w:p>
+    <w:p>
+      <w:pPr>
+        <w:spacing w:after="80" w:line="288" w:lineRule="auto"/>
+      </w:pPr>
+      <w:r>
+        <w:rPr>
+          <w:rFonts w:ascii="Consolas" w:hAnsi="Consolas" w:eastAsia="Consolas" w:cs="Consolas"/>
+          <w:b w:val="0"/>
+          <w:i w:val="0"/>
+          <w:color w:val="555560"/>
+          <w:sz w:val="18"/>
+        </w:rPr>
+        <w:t>Стек:</w:t>
+      </w:r>
+      <w:r>
+        <w:rPr>
+          <w:b w:val="0"/>
+          <w:i w:val="0"/>
+          <w:color w:val="9999A3"/>
+          <w:sz w:val="18"/>
+        </w:rPr>
+        <w:t xml:space="preserve">   ·   </w:t>
+      </w:r>
+      <w:r>
+        <w:rPr>
+          <w:rFonts w:ascii="Consolas" w:hAnsi="Consolas" w:eastAsia="Consolas" w:cs="Consolas"/>
+          <w:b w:val="0"/>
+          <w:i w:val="0"/>
+          <w:color w:val="555560"/>
+          <w:sz w:val="18"/>
+        </w:rPr>
+        <w:t>REST-API</w:t>
+      </w:r>
+      <w:r>
+        <w:rPr>
+          <w:b w:val="0"/>
+          <w:i w:val="0"/>
+          <w:color w:val="9999A3"/>
+          <w:sz w:val="18"/>
+        </w:rPr>
+        <w:t xml:space="preserve">   ·   </w:t>
+      </w:r>
+      <w:r>
+        <w:rPr>
+          <w:rFonts w:ascii="Consolas" w:hAnsi="Consolas" w:eastAsia="Consolas" w:cs="Consolas"/>
+          <w:b w:val="0"/>
+          <w:i w:val="0"/>
+          <w:color w:val="555560"/>
+          <w:sz w:val="18"/>
+        </w:rPr>
+        <w:t>PostgreSQL</w:t>
+      </w:r>
+      <w:r>
+        <w:rPr>
+          <w:b w:val="0"/>
+          <w:i w:val="0"/>
+          <w:color w:val="9999A3"/>
+          <w:sz w:val="18"/>
+        </w:rPr>
+        <w:t xml:space="preserve">   ·   </w:t>
+      </w:r>
+      <w:r>
+        <w:rPr>
+          <w:rFonts w:ascii="Consolas" w:hAnsi="Consolas" w:eastAsia="Consolas" w:cs="Consolas"/>
+          <w:b w:val="0"/>
+          <w:i w:val="0"/>
+          <w:color w:val="555560"/>
+          <w:sz w:val="18"/>
+        </w:rPr>
+        <w:t>Node.js / Express</w:t>
+      </w:r>
+      <w:r>
+        <w:rPr>
+          <w:b w:val="0"/>
+          <w:i w:val="0"/>
+          <w:color w:val="9999A3"/>
+          <w:sz w:val="18"/>
+        </w:rPr>
+        <w:t xml:space="preserve">   ·   </w:t>
+      </w:r>
+      <w:r>
+        <w:rPr>
+          <w:rFonts w:ascii="Consolas" w:hAnsi="Consolas" w:eastAsia="Consolas" w:cs="Consolas"/>
+          <w:b w:val="0"/>
+          <w:i w:val="0"/>
+          <w:color w:val="555560"/>
+          <w:sz w:val="18"/>
+        </w:rPr>
+        <w:t>Python / FastAPI</w:t>
+      </w:r>
+      <w:r>
+        <w:rPr>
+          <w:b w:val="0"/>
+          <w:i w:val="0"/>
+          <w:color w:val="9999A3"/>
+          <w:sz w:val="18"/>
+        </w:rPr>
+        <w:t xml:space="preserve">   ·   </w:t>
+      </w:r>
+      <w:r>
+        <w:rPr>
+          <w:rFonts w:ascii="Consolas" w:hAnsi="Consolas" w:eastAsia="Consolas" w:cs="Consolas"/>
+          <w:b w:val="0"/>
+          <w:i w:val="0"/>
+          <w:color w:val="555560"/>
+          <w:sz w:val="18"/>
+        </w:rPr>
+        <w:t>RAG</w:t>
+      </w:r>
+      <w:r>
+        <w:rPr>
+          <w:b w:val="0"/>
+          <w:i w:val="0"/>
+          <w:color w:val="9999A3"/>
+          <w:sz w:val="18"/>
+        </w:rPr>
+        <w:t xml:space="preserve">   ·   </w:t>
+      </w:r>
+      <w:r>
+        <w:rPr>
+          <w:rFonts w:ascii="Consolas" w:hAnsi="Consolas" w:eastAsia="Consolas" w:cs="Consolas"/>
+          <w:b w:val="0"/>
+          <w:i w:val="0"/>
+          <w:color w:val="555560"/>
+          <w:sz w:val="18"/>
+        </w:rPr>
+        <w:t>LLaMA (ollama)</w:t>
+      </w:r>
+      <w:r>
+        <w:rPr>
+          <w:b w:val="0"/>
+          <w:i w:val="0"/>
+          <w:color w:val="9999A3"/>
+          <w:sz w:val="18"/>
+        </w:rPr>
+        <w:t xml:space="preserve">   ·   </w:t>
+      </w:r>
+      <w:r>
+        <w:rPr>
+          <w:rFonts w:ascii="Consolas" w:hAnsi="Consolas" w:eastAsia="Consolas" w:cs="Consolas"/>
+          <w:b w:val="0"/>
+          <w:i w:val="0"/>
+          <w:color w:val="555560"/>
+          <w:sz w:val="18"/>
+        </w:rPr>
+        <w:t>Docker</w:t>
       </w:r>
     </w:p>
     <w:p>
@@ -916,6 +1188,627 @@
           <w:color w:val="121216"/>
           <w:sz w:val="23"/>
         </w:rPr>
+        <w:t>ТЗ системы поддержки Eduson Academy</w:t>
+      </w:r>
+    </w:p>
+    <w:p>
+      <w:pPr>
+        <w:spacing w:after="20"/>
+      </w:pPr>
+      <w:r>
+        <w:rPr>
+          <w:b w:val="0"/>
+          <w:i/>
+          <w:color w:val="555560"/>
+          <w:sz w:val="19"/>
+        </w:rPr>
+        <w:t>Учебный кейс · сент. — дек. 2025 · 14 недель · 6 этапов</w:t>
+      </w:r>
+    </w:p>
+    <w:p>
+      <w:pPr>
+        <w:spacing w:after="30" w:line="276" w:lineRule="auto"/>
+        <w:ind w:left="227"/>
+      </w:pPr>
+      <w:r>
+        <w:rPr>
+          <w:b w:val="0"/>
+          <w:i w:val="0"/>
+          <w:color w:val="555560"/>
+          <w:sz w:val="20"/>
+        </w:rPr>
+        <w:t xml:space="preserve">•  </w:t>
+      </w:r>
+      <w:r>
+        <w:rPr>
+          <w:b w:val="0"/>
+          <w:i w:val="0"/>
+          <w:color w:val="121216"/>
+          <w:sz w:val="20"/>
+        </w:rPr>
+        <w:t>Разработала ТЗ по ГОСТ 34.602-89 / 19.201-78 — 9 разделов: общие сведения, функциональные и нефункциональные требования, входные/выходные данные, интеграции, безопасность, документирование, испытания</w:t>
+      </w:r>
+    </w:p>
+    <w:p>
+      <w:pPr>
+        <w:spacing w:after="30" w:line="276" w:lineRule="auto"/>
+        <w:ind w:left="227"/>
+      </w:pPr>
+      <w:r>
+        <w:rPr>
+          <w:b w:val="0"/>
+          <w:i w:val="0"/>
+          <w:color w:val="555560"/>
+          <w:sz w:val="20"/>
+        </w:rPr>
+        <w:t xml:space="preserve">•  </w:t>
+      </w:r>
+      <w:r>
+        <w:rPr>
+          <w:b w:val="0"/>
+          <w:i w:val="0"/>
+          <w:color w:val="121216"/>
+          <w:sz w:val="20"/>
+        </w:rPr>
+        <w:t>Спроектировала 3 модуля: Q&amp;A-ассистент, маркетплейс проверки заданий, CRM-интеграция тикетов</w:t>
+      </w:r>
+    </w:p>
+    <w:p>
+      <w:pPr>
+        <w:spacing w:after="30" w:line="276" w:lineRule="auto"/>
+        <w:ind w:left="227"/>
+      </w:pPr>
+      <w:r>
+        <w:rPr>
+          <w:b w:val="0"/>
+          <w:i w:val="0"/>
+          <w:color w:val="555560"/>
+          <w:sz w:val="20"/>
+        </w:rPr>
+        <w:t xml:space="preserve">•  </w:t>
+      </w:r>
+      <w:r>
+        <w:rPr>
+          <w:b w:val="0"/>
+          <w:i w:val="0"/>
+          <w:color w:val="121216"/>
+          <w:sz w:val="20"/>
+        </w:rPr>
+        <w:t>Целевой SLA 90–100% обращений в срок, централизованный сбор статистики качества</w:t>
+      </w:r>
+    </w:p>
+    <w:p>
+      <w:pPr>
+        <w:spacing w:after="30" w:line="276" w:lineRule="auto"/>
+        <w:ind w:left="227"/>
+      </w:pPr>
+      <w:r>
+        <w:rPr>
+          <w:b w:val="0"/>
+          <w:i w:val="0"/>
+          <w:color w:val="555560"/>
+          <w:sz w:val="20"/>
+        </w:rPr>
+        <w:t xml:space="preserve">•  </w:t>
+      </w:r>
+      <w:r>
+        <w:rPr>
+          <w:b w:val="0"/>
+          <w:i w:val="0"/>
+          <w:color w:val="121216"/>
+          <w:sz w:val="20"/>
+        </w:rPr>
+        <w:t>Календарный план на 6 этапов (5 сент. — 12 дек. 2025)</w:t>
+      </w:r>
+    </w:p>
+    <w:p>
+      <w:pPr>
+        <w:spacing w:after="80" w:line="288" w:lineRule="auto"/>
+      </w:pPr>
+      <w:r>
+        <w:rPr>
+          <w:rFonts w:ascii="Consolas" w:hAnsi="Consolas" w:eastAsia="Consolas" w:cs="Consolas"/>
+          <w:b w:val="0"/>
+          <w:i w:val="0"/>
+          <w:color w:val="555560"/>
+          <w:sz w:val="18"/>
+        </w:rPr>
+        <w:t>Стек:</w:t>
+      </w:r>
+      <w:r>
+        <w:rPr>
+          <w:b w:val="0"/>
+          <w:i w:val="0"/>
+          <w:color w:val="9999A3"/>
+          <w:sz w:val="18"/>
+        </w:rPr>
+        <w:t xml:space="preserve">   ·   </w:t>
+      </w:r>
+      <w:r>
+        <w:rPr>
+          <w:rFonts w:ascii="Consolas" w:hAnsi="Consolas" w:eastAsia="Consolas" w:cs="Consolas"/>
+          <w:b w:val="0"/>
+          <w:i w:val="0"/>
+          <w:color w:val="555560"/>
+          <w:sz w:val="18"/>
+        </w:rPr>
+        <w:t>ГОСТ 34.602-89</w:t>
+      </w:r>
+      <w:r>
+        <w:rPr>
+          <w:b w:val="0"/>
+          <w:i w:val="0"/>
+          <w:color w:val="9999A3"/>
+          <w:sz w:val="18"/>
+        </w:rPr>
+        <w:t xml:space="preserve">   ·   </w:t>
+      </w:r>
+      <w:r>
+        <w:rPr>
+          <w:rFonts w:ascii="Consolas" w:hAnsi="Consolas" w:eastAsia="Consolas" w:cs="Consolas"/>
+          <w:b w:val="0"/>
+          <w:i w:val="0"/>
+          <w:color w:val="555560"/>
+          <w:sz w:val="18"/>
+        </w:rPr>
+        <w:t>ГОСТ 19.201-78</w:t>
+      </w:r>
+      <w:r>
+        <w:rPr>
+          <w:b w:val="0"/>
+          <w:i w:val="0"/>
+          <w:color w:val="9999A3"/>
+          <w:sz w:val="18"/>
+        </w:rPr>
+        <w:t xml:space="preserve">   ·   </w:t>
+      </w:r>
+      <w:r>
+        <w:rPr>
+          <w:rFonts w:ascii="Consolas" w:hAnsi="Consolas" w:eastAsia="Consolas" w:cs="Consolas"/>
+          <w:b w:val="0"/>
+          <w:i w:val="0"/>
+          <w:color w:val="555560"/>
+          <w:sz w:val="18"/>
+        </w:rPr>
+        <w:t>RUP</w:t>
+      </w:r>
+      <w:r>
+        <w:rPr>
+          <w:b w:val="0"/>
+          <w:i w:val="0"/>
+          <w:color w:val="9999A3"/>
+          <w:sz w:val="18"/>
+        </w:rPr>
+        <w:t xml:space="preserve">   ·   </w:t>
+      </w:r>
+      <w:r>
+        <w:rPr>
+          <w:rFonts w:ascii="Consolas" w:hAnsi="Consolas" w:eastAsia="Consolas" w:cs="Consolas"/>
+          <w:b w:val="0"/>
+          <w:i w:val="0"/>
+          <w:color w:val="555560"/>
+          <w:sz w:val="18"/>
+        </w:rPr>
+        <w:t>MS Word</w:t>
+      </w:r>
+    </w:p>
+    <w:p>
+      <w:pPr>
+        <w:spacing w:before="80" w:after="0"/>
+      </w:pPr>
+      <w:r>
+        <w:rPr>
+          <w:b/>
+          <w:i w:val="0"/>
+          <w:color w:val="121216"/>
+          <w:sz w:val="23"/>
+        </w:rPr>
+        <w:t>IT-аудит сайта Eduson Academy</w:t>
+      </w:r>
+    </w:p>
+    <w:p>
+      <w:pPr>
+        <w:spacing w:after="20"/>
+      </w:pPr>
+      <w:r>
+        <w:rPr>
+          <w:b w:val="0"/>
+          <w:i/>
+          <w:color w:val="555560"/>
+          <w:sz w:val="19"/>
+        </w:rPr>
+        <w:t>Аудит продукта · 2025 · UX · Performance · SEO</w:t>
+      </w:r>
+    </w:p>
+    <w:p>
+      <w:pPr>
+        <w:spacing w:after="30" w:line="276" w:lineRule="auto"/>
+        <w:ind w:left="227"/>
+      </w:pPr>
+      <w:r>
+        <w:rPr>
+          <w:b w:val="0"/>
+          <w:i w:val="0"/>
+          <w:color w:val="555560"/>
+          <w:sz w:val="20"/>
+        </w:rPr>
+        <w:t xml:space="preserve">•  </w:t>
+      </w:r>
+      <w:r>
+        <w:rPr>
+          <w:b w:val="0"/>
+          <w:i w:val="0"/>
+          <w:color w:val="121216"/>
+          <w:sz w:val="20"/>
+        </w:rPr>
+        <w:t>Провела аудит сайта по 7 метрикам: дизайн, безопасность, SEO, HTML, mobile/desktop performance, accessibility</w:t>
+      </w:r>
+    </w:p>
+    <w:p>
+      <w:pPr>
+        <w:spacing w:after="30" w:line="276" w:lineRule="auto"/>
+        <w:ind w:left="227"/>
+      </w:pPr>
+      <w:r>
+        <w:rPr>
+          <w:b w:val="0"/>
+          <w:i w:val="0"/>
+          <w:color w:val="555560"/>
+          <w:sz w:val="20"/>
+        </w:rPr>
+        <w:t xml:space="preserve">•  </w:t>
+      </w:r>
+      <w:r>
+        <w:rPr>
+          <w:b w:val="0"/>
+          <w:i w:val="0"/>
+          <w:color w:val="121216"/>
+          <w:sz w:val="20"/>
+        </w:rPr>
+        <w:t>Использовала Google Lighthouse, PageSpeed Insights, W3C Validator</w:t>
+      </w:r>
+    </w:p>
+    <w:p>
+      <w:pPr>
+        <w:spacing w:after="30" w:line="276" w:lineRule="auto"/>
+        <w:ind w:left="227"/>
+      </w:pPr>
+      <w:r>
+        <w:rPr>
+          <w:b w:val="0"/>
+          <w:i w:val="0"/>
+          <w:color w:val="555560"/>
+          <w:sz w:val="20"/>
+        </w:rPr>
+        <w:t xml:space="preserve">•  </w:t>
+      </w:r>
+      <w:r>
+        <w:rPr>
+          <w:b w:val="0"/>
+          <w:i w:val="0"/>
+          <w:color w:val="121216"/>
+          <w:sz w:val="20"/>
+        </w:rPr>
+        <w:t>Итог 62/100: дизайн 85, безопасность 90, SEO 65, HTML 60, desktop 40, mobile 35, accessibility 62</w:t>
+      </w:r>
+    </w:p>
+    <w:p>
+      <w:pPr>
+        <w:spacing w:after="30" w:line="276" w:lineRule="auto"/>
+        <w:ind w:left="227"/>
+      </w:pPr>
+      <w:r>
+        <w:rPr>
+          <w:b w:val="0"/>
+          <w:i w:val="0"/>
+          <w:color w:val="555560"/>
+          <w:sz w:val="20"/>
+        </w:rPr>
+        <w:t xml:space="preserve">•  </w:t>
+      </w:r>
+      <w:r>
+        <w:rPr>
+          <w:b w:val="0"/>
+          <w:i w:val="0"/>
+          <w:color w:val="121216"/>
+          <w:sz w:val="20"/>
+        </w:rPr>
+        <w:t>Сформулировала приоритезированные рекомендации по улучшению mobile и HTML-валидности</w:t>
+      </w:r>
+    </w:p>
+    <w:p>
+      <w:pPr>
+        <w:spacing w:after="80" w:line="288" w:lineRule="auto"/>
+      </w:pPr>
+      <w:r>
+        <w:rPr>
+          <w:rFonts w:ascii="Consolas" w:hAnsi="Consolas" w:eastAsia="Consolas" w:cs="Consolas"/>
+          <w:b w:val="0"/>
+          <w:i w:val="0"/>
+          <w:color w:val="555560"/>
+          <w:sz w:val="18"/>
+        </w:rPr>
+        <w:t>Стек:</w:t>
+      </w:r>
+      <w:r>
+        <w:rPr>
+          <w:b w:val="0"/>
+          <w:i w:val="0"/>
+          <w:color w:val="9999A3"/>
+          <w:sz w:val="18"/>
+        </w:rPr>
+        <w:t xml:space="preserve">   ·   </w:t>
+      </w:r>
+      <w:r>
+        <w:rPr>
+          <w:rFonts w:ascii="Consolas" w:hAnsi="Consolas" w:eastAsia="Consolas" w:cs="Consolas"/>
+          <w:b w:val="0"/>
+          <w:i w:val="0"/>
+          <w:color w:val="555560"/>
+          <w:sz w:val="18"/>
+        </w:rPr>
+        <w:t>UX-аудит</w:t>
+      </w:r>
+      <w:r>
+        <w:rPr>
+          <w:b w:val="0"/>
+          <w:i w:val="0"/>
+          <w:color w:val="9999A3"/>
+          <w:sz w:val="18"/>
+        </w:rPr>
+        <w:t xml:space="preserve">   ·   </w:t>
+      </w:r>
+      <w:r>
+        <w:rPr>
+          <w:rFonts w:ascii="Consolas" w:hAnsi="Consolas" w:eastAsia="Consolas" w:cs="Consolas"/>
+          <w:b w:val="0"/>
+          <w:i w:val="0"/>
+          <w:color w:val="555560"/>
+          <w:sz w:val="18"/>
+        </w:rPr>
+        <w:t>Google Lighthouse</w:t>
+      </w:r>
+      <w:r>
+        <w:rPr>
+          <w:b w:val="0"/>
+          <w:i w:val="0"/>
+          <w:color w:val="9999A3"/>
+          <w:sz w:val="18"/>
+        </w:rPr>
+        <w:t xml:space="preserve">   ·   </w:t>
+      </w:r>
+      <w:r>
+        <w:rPr>
+          <w:rFonts w:ascii="Consolas" w:hAnsi="Consolas" w:eastAsia="Consolas" w:cs="Consolas"/>
+          <w:b w:val="0"/>
+          <w:i w:val="0"/>
+          <w:color w:val="555560"/>
+          <w:sz w:val="18"/>
+        </w:rPr>
+        <w:t>PageSpeed Insights</w:t>
+      </w:r>
+      <w:r>
+        <w:rPr>
+          <w:b w:val="0"/>
+          <w:i w:val="0"/>
+          <w:color w:val="9999A3"/>
+          <w:sz w:val="18"/>
+        </w:rPr>
+        <w:t xml:space="preserve">   ·   </w:t>
+      </w:r>
+      <w:r>
+        <w:rPr>
+          <w:rFonts w:ascii="Consolas" w:hAnsi="Consolas" w:eastAsia="Consolas" w:cs="Consolas"/>
+          <w:b w:val="0"/>
+          <w:i w:val="0"/>
+          <w:color w:val="555560"/>
+          <w:sz w:val="18"/>
+        </w:rPr>
+        <w:t>W3C Validator</w:t>
+      </w:r>
+    </w:p>
+    <w:p>
+      <w:pPr>
+        <w:spacing w:before="80" w:after="0"/>
+      </w:pPr>
+      <w:r>
+        <w:rPr>
+          <w:b/>
+          <w:i w:val="0"/>
+          <w:color w:val="121216"/>
+          <w:sz w:val="23"/>
+        </w:rPr>
+        <w:t>Модель данных IDEF1X — система управления практикой</w:t>
+      </w:r>
+    </w:p>
+    <w:p>
+      <w:pPr>
+        <w:spacing w:after="20"/>
+      </w:pPr>
+      <w:r>
+        <w:rPr>
+          <w:b w:val="0"/>
+          <w:i/>
+          <w:color w:val="555560"/>
+          <w:sz w:val="19"/>
+        </w:rPr>
+        <w:t>Учебный кейс системного анализа · 2025</w:t>
+      </w:r>
+    </w:p>
+    <w:p>
+      <w:pPr>
+        <w:spacing w:after="30" w:line="276" w:lineRule="auto"/>
+        <w:ind w:left="227"/>
+      </w:pPr>
+      <w:r>
+        <w:rPr>
+          <w:b w:val="0"/>
+          <w:i w:val="0"/>
+          <w:color w:val="555560"/>
+          <w:sz w:val="20"/>
+        </w:rPr>
+        <w:t xml:space="preserve">•  </w:t>
+      </w:r>
+      <w:r>
+        <w:rPr>
+          <w:b w:val="0"/>
+          <w:i w:val="0"/>
+          <w:color w:val="121216"/>
+          <w:sz w:val="20"/>
+        </w:rPr>
+        <w:t>Спроектировала логическую модель данных в IDEF1X на 6 сущностей: ПОЛЬЗОВАТЕЛЬ, СТУДЕНТ, ОРГАНИЗАЦИЯ, ПРАКТИКА, ЗАЯВКА, ДОГОВОР</w:t>
+      </w:r>
+    </w:p>
+    <w:p>
+      <w:pPr>
+        <w:spacing w:after="30" w:line="276" w:lineRule="auto"/>
+        <w:ind w:left="227"/>
+      </w:pPr>
+      <w:r>
+        <w:rPr>
+          <w:b w:val="0"/>
+          <w:i w:val="0"/>
+          <w:color w:val="555560"/>
+          <w:sz w:val="20"/>
+        </w:rPr>
+        <w:t xml:space="preserve">•  </w:t>
+      </w:r>
+      <w:r>
+        <w:rPr>
+          <w:b w:val="0"/>
+          <w:i w:val="0"/>
+          <w:color w:val="121216"/>
+          <w:sz w:val="20"/>
+        </w:rPr>
+        <w:t>Определила первичные/внешние ключи, связи 1:N, типизацию атрибутов (int, string, date, boolean), бизнес-правила (статусы заявки, флаги подписания договора студентом и организацией)</w:t>
+      </w:r>
+    </w:p>
+    <w:p>
+      <w:pPr>
+        <w:spacing w:after="30" w:line="276" w:lineRule="auto"/>
+        <w:ind w:left="227"/>
+      </w:pPr>
+      <w:r>
+        <w:rPr>
+          <w:b w:val="0"/>
+          <w:i w:val="0"/>
+          <w:color w:val="555560"/>
+          <w:sz w:val="20"/>
+        </w:rPr>
+        <w:t xml:space="preserve">•  </w:t>
+      </w:r>
+      <w:r>
+        <w:rPr>
+          <w:b w:val="0"/>
+          <w:i w:val="0"/>
+          <w:color w:val="121216"/>
+          <w:sz w:val="20"/>
+        </w:rPr>
+        <w:t>Проверила нормализацию (3НФ), описала сценарии использования и ограничения целостности</w:t>
+      </w:r>
+    </w:p>
+    <w:p>
+      <w:pPr>
+        <w:spacing w:after="80" w:line="288" w:lineRule="auto"/>
+      </w:pPr>
+      <w:r>
+        <w:rPr>
+          <w:rFonts w:ascii="Consolas" w:hAnsi="Consolas" w:eastAsia="Consolas" w:cs="Consolas"/>
+          <w:b w:val="0"/>
+          <w:i w:val="0"/>
+          <w:color w:val="555560"/>
+          <w:sz w:val="18"/>
+        </w:rPr>
+        <w:t>Стек:</w:t>
+      </w:r>
+      <w:r>
+        <w:rPr>
+          <w:b w:val="0"/>
+          <w:i w:val="0"/>
+          <w:color w:val="9999A3"/>
+          <w:sz w:val="18"/>
+        </w:rPr>
+        <w:t xml:space="preserve">   ·   </w:t>
+      </w:r>
+      <w:r>
+        <w:rPr>
+          <w:rFonts w:ascii="Consolas" w:hAnsi="Consolas" w:eastAsia="Consolas" w:cs="Consolas"/>
+          <w:b w:val="0"/>
+          <w:i w:val="0"/>
+          <w:color w:val="555560"/>
+          <w:sz w:val="18"/>
+        </w:rPr>
+        <w:t>IDEF1X</w:t>
+      </w:r>
+      <w:r>
+        <w:rPr>
+          <w:b w:val="0"/>
+          <w:i w:val="0"/>
+          <w:color w:val="9999A3"/>
+          <w:sz w:val="18"/>
+        </w:rPr>
+        <w:t xml:space="preserve">   ·   </w:t>
+      </w:r>
+      <w:r>
+        <w:rPr>
+          <w:rFonts w:ascii="Consolas" w:hAnsi="Consolas" w:eastAsia="Consolas" w:cs="Consolas"/>
+          <w:b w:val="0"/>
+          <w:i w:val="0"/>
+          <w:color w:val="555560"/>
+          <w:sz w:val="18"/>
+        </w:rPr>
+        <w:t>ER-моделирование</w:t>
+      </w:r>
+      <w:r>
+        <w:rPr>
+          <w:b w:val="0"/>
+          <w:i w:val="0"/>
+          <w:color w:val="9999A3"/>
+          <w:sz w:val="18"/>
+        </w:rPr>
+        <w:t xml:space="preserve">   ·   </w:t>
+      </w:r>
+      <w:r>
+        <w:rPr>
+          <w:rFonts w:ascii="Consolas" w:hAnsi="Consolas" w:eastAsia="Consolas" w:cs="Consolas"/>
+          <w:b w:val="0"/>
+          <w:i w:val="0"/>
+          <w:color w:val="555560"/>
+          <w:sz w:val="18"/>
+        </w:rPr>
+        <w:t>draw.io / diagrams.net</w:t>
+      </w:r>
+      <w:r>
+        <w:rPr>
+          <w:b w:val="0"/>
+          <w:i w:val="0"/>
+          <w:color w:val="9999A3"/>
+          <w:sz w:val="18"/>
+        </w:rPr>
+        <w:t xml:space="preserve">   ·   </w:t>
+      </w:r>
+      <w:r>
+        <w:rPr>
+          <w:rFonts w:ascii="Consolas" w:hAnsi="Consolas" w:eastAsia="Consolas" w:cs="Consolas"/>
+          <w:b w:val="0"/>
+          <w:i w:val="0"/>
+          <w:color w:val="555560"/>
+          <w:sz w:val="18"/>
+        </w:rPr>
+        <w:t>Реляционная нормализация (3НФ)</w:t>
+      </w:r>
+    </w:p>
+    <w:p>
+      <w:pPr>
+        <w:spacing w:before="80" w:after="0"/>
+      </w:pPr>
+      <w:r>
+        <w:rPr>
+          <w:b/>
+          <w:i w:val="0"/>
+          <w:color w:val="121216"/>
+          <w:sz w:val="23"/>
+        </w:rPr>
         <w:t>Моделирование процессов AS-IS / TO-BE</w:t>
       </w:r>
     </w:p>
@@ -930,7 +1823,7 @@
           <w:color w:val="555560"/>
           <w:sz w:val="19"/>
         </w:rPr>
-        <w:t>Учебный кейс · 2025</w:t>
+        <w:t>Оптимизация процесса · 2025</w:t>
       </w:r>
     </w:p>
     <w:p>
@@ -978,7 +1871,7 @@
           <w:color w:val="121216"/>
           <w:sz w:val="20"/>
         </w:rPr>
-        <w:t>Идентифицировала узкие места (избыточные шаги, ручные операции, риски) и предложила оптимизации</w:t>
+        <w:t>Идентифицировала узкие места: избыточные шаги, ручные операции, риски согласования</w:t>
       </w:r>
     </w:p>
     <w:p>
@@ -1002,7 +1895,31 @@
           <w:color w:val="121216"/>
           <w:sz w:val="20"/>
         </w:rPr>
-        <w:t>Подготовила сравнительную таблицу AS-IS vs TO-BE для согласования с заказчиком</w:t>
+        <w:t>Предложила оптимизации: автоматизация, ЭЦП-подпись, единая система</w:t>
+      </w:r>
+    </w:p>
+    <w:p>
+      <w:pPr>
+        <w:spacing w:after="30" w:line="276" w:lineRule="auto"/>
+        <w:ind w:left="227"/>
+      </w:pPr>
+      <w:r>
+        <w:rPr>
+          <w:b w:val="0"/>
+          <w:i w:val="0"/>
+          <w:color w:val="555560"/>
+          <w:sz w:val="20"/>
+        </w:rPr>
+        <w:t xml:space="preserve">•  </w:t>
+      </w:r>
+      <w:r>
+        <w:rPr>
+          <w:b w:val="0"/>
+          <w:i w:val="0"/>
+          <w:color w:val="121216"/>
+          <w:sz w:val="20"/>
+        </w:rPr>
+        <w:t>AS-IS 7 шагов / 14 дней → TO-BE 4 шага / 3 дня; −78% времени; аудит-trail из коробки</w:t>
       </w:r>
     </w:p>
     <w:p>
@@ -1079,6 +1996,221 @@
     </w:p>
     <w:p>
       <w:pPr>
+        <w:spacing w:before="80" w:after="0"/>
+      </w:pPr>
+      <w:r>
+        <w:rPr>
+          <w:b/>
+          <w:i w:val="0"/>
+          <w:color w:val="121216"/>
+          <w:sz w:val="23"/>
+        </w:rPr>
+        <w:t>Курсовая на C++ — конвертер позиционных систем счисления</w:t>
+      </w:r>
+    </w:p>
+    <w:p>
+      <w:pPr>
+        <w:spacing w:after="20"/>
+      </w:pPr>
+      <w:r>
+        <w:rPr>
+          <w:b w:val="0"/>
+          <w:i/>
+          <w:color w:val="555560"/>
+          <w:sz w:val="19"/>
+        </w:rPr>
+        <w:t>Курсовая работа · МИРЭА · УИБО-07-23 · 2024</w:t>
+      </w:r>
+    </w:p>
+    <w:p>
+      <w:pPr>
+        <w:spacing w:after="30" w:line="276" w:lineRule="auto"/>
+        <w:ind w:left="227"/>
+      </w:pPr>
+      <w:r>
+        <w:rPr>
+          <w:b w:val="0"/>
+          <w:i w:val="0"/>
+          <w:color w:val="555560"/>
+          <w:sz w:val="20"/>
+        </w:rPr>
+        <w:t xml:space="preserve">•  </w:t>
+      </w:r>
+      <w:r>
+        <w:rPr>
+          <w:b w:val="0"/>
+          <w:i w:val="0"/>
+          <w:color w:val="121216"/>
+          <w:sz w:val="20"/>
+        </w:rPr>
+        <w:t>Программа-конвертер чисел между позиционными системами счисления 1–16</w:t>
+      </w:r>
+    </w:p>
+    <w:p>
+      <w:pPr>
+        <w:spacing w:after="30" w:line="276" w:lineRule="auto"/>
+        <w:ind w:left="227"/>
+      </w:pPr>
+      <w:r>
+        <w:rPr>
+          <w:b w:val="0"/>
+          <w:i w:val="0"/>
+          <w:color w:val="555560"/>
+          <w:sz w:val="20"/>
+        </w:rPr>
+        <w:t xml:space="preserve">•  </w:t>
+      </w:r>
+      <w:r>
+        <w:rPr>
+          <w:b w:val="0"/>
+          <w:i w:val="0"/>
+          <w:color w:val="121216"/>
+          <w:sz w:val="20"/>
+        </w:rPr>
+        <w:t>Модульная структура: displayMenu, isValidNumber, convertToDecimal, convertFromDecimal</w:t>
+      </w:r>
+    </w:p>
+    <w:p>
+      <w:pPr>
+        <w:spacing w:after="30" w:line="276" w:lineRule="auto"/>
+        <w:ind w:left="227"/>
+      </w:pPr>
+      <w:r>
+        <w:rPr>
+          <w:b w:val="0"/>
+          <w:i w:val="0"/>
+          <w:color w:val="555560"/>
+          <w:sz w:val="20"/>
+        </w:rPr>
+        <w:t xml:space="preserve">•  </w:t>
+      </w:r>
+      <w:r>
+        <w:rPr>
+          <w:b w:val="0"/>
+          <w:i w:val="0"/>
+          <w:color w:val="121216"/>
+          <w:sz w:val="20"/>
+        </w:rPr>
+        <w:t>Валидация ввода и обработка исключений: try/catch, overflow_error</w:t>
+      </w:r>
+    </w:p>
+    <w:p>
+      <w:pPr>
+        <w:spacing w:after="30" w:line="276" w:lineRule="auto"/>
+        <w:ind w:left="227"/>
+      </w:pPr>
+      <w:r>
+        <w:rPr>
+          <w:b w:val="0"/>
+          <w:i w:val="0"/>
+          <w:color w:val="555560"/>
+          <w:sz w:val="20"/>
+        </w:rPr>
+        <w:t xml:space="preserve">•  </w:t>
+      </w:r>
+      <w:r>
+        <w:rPr>
+          <w:b w:val="0"/>
+          <w:i w:val="0"/>
+          <w:color w:val="121216"/>
+          <w:sz w:val="20"/>
+        </w:rPr>
+        <w:t>9 тестовых сценариев, граничные случаи (UINT64, LLONG_MAX); пояснительная записка и защита</w:t>
+      </w:r>
+    </w:p>
+    <w:p>
+      <w:pPr>
+        <w:spacing w:after="80" w:line="288" w:lineRule="auto"/>
+      </w:pPr>
+      <w:r>
+        <w:rPr>
+          <w:rFonts w:ascii="Consolas" w:hAnsi="Consolas" w:eastAsia="Consolas" w:cs="Consolas"/>
+          <w:b w:val="0"/>
+          <w:i w:val="0"/>
+          <w:color w:val="555560"/>
+          <w:sz w:val="18"/>
+        </w:rPr>
+        <w:t>Стек:</w:t>
+      </w:r>
+      <w:r>
+        <w:rPr>
+          <w:b w:val="0"/>
+          <w:i w:val="0"/>
+          <w:color w:val="9999A3"/>
+          <w:sz w:val="18"/>
+        </w:rPr>
+        <w:t xml:space="preserve">   ·   </w:t>
+      </w:r>
+      <w:r>
+        <w:rPr>
+          <w:rFonts w:ascii="Consolas" w:hAnsi="Consolas" w:eastAsia="Consolas" w:cs="Consolas"/>
+          <w:b w:val="0"/>
+          <w:i w:val="0"/>
+          <w:color w:val="555560"/>
+          <w:sz w:val="18"/>
+        </w:rPr>
+        <w:t>C++ 11/14/17</w:t>
+      </w:r>
+      <w:r>
+        <w:rPr>
+          <w:b w:val="0"/>
+          <w:i w:val="0"/>
+          <w:color w:val="9999A3"/>
+          <w:sz w:val="18"/>
+        </w:rPr>
+        <w:t xml:space="preserve">   ·   </w:t>
+      </w:r>
+      <w:r>
+        <w:rPr>
+          <w:rFonts w:ascii="Consolas" w:hAnsi="Consolas" w:eastAsia="Consolas" w:cs="Consolas"/>
+          <w:b w:val="0"/>
+          <w:i w:val="0"/>
+          <w:color w:val="555560"/>
+          <w:sz w:val="18"/>
+        </w:rPr>
+        <w:t>STL</w:t>
+      </w:r>
+      <w:r>
+        <w:rPr>
+          <w:b w:val="0"/>
+          <w:i w:val="0"/>
+          <w:color w:val="9999A3"/>
+          <w:sz w:val="18"/>
+        </w:rPr>
+        <w:t xml:space="preserve">   ·   </w:t>
+      </w:r>
+      <w:r>
+        <w:rPr>
+          <w:rFonts w:ascii="Consolas" w:hAnsi="Consolas" w:eastAsia="Consolas" w:cs="Consolas"/>
+          <w:b w:val="0"/>
+          <w:i w:val="0"/>
+          <w:color w:val="555560"/>
+          <w:sz w:val="18"/>
+        </w:rPr>
+        <w:t>iostream / stdexcept</w:t>
+      </w:r>
+      <w:r>
+        <w:rPr>
+          <w:b w:val="0"/>
+          <w:i w:val="0"/>
+          <w:color w:val="9999A3"/>
+          <w:sz w:val="18"/>
+        </w:rPr>
+        <w:t xml:space="preserve">   ·   </w:t>
+      </w:r>
+      <w:r>
+        <w:rPr>
+          <w:rFonts w:ascii="Consolas" w:hAnsi="Consolas" w:eastAsia="Consolas" w:cs="Consolas"/>
+          <w:b w:val="0"/>
+          <w:i w:val="0"/>
+          <w:color w:val="555560"/>
+          <w:sz w:val="18"/>
+        </w:rPr>
+        <w:t>алгоритмы</w:t>
+      </w:r>
+    </w:p>
+    <w:p>
+      <w:pPr>
         <w:spacing w:before="160" w:after="40"/>
       </w:pPr>
       <w:r>
@@ -1140,7 +2272,7 @@
           <w:color w:val="9999A3"/>
           <w:sz w:val="19"/>
         </w:rPr>
-        <w:t>3 курс, группа УИБО-07-23 · 2023 — 2027 (ожидается)</w:t>
+        <w:t>3 курс, группа УИБО-07-23 · 2023 — 2027</w:t>
       </w:r>
     </w:p>
     <w:p>
@@ -1327,6 +2459,60 @@
                 <w:sz w:val="20"/>
               </w:rPr>
               <w:t>AS-IS / TO-BE</w:t>
+            </w:r>
+            <w:r>
+              <w:rPr>
+                <w:b w:val="0"/>
+                <w:i w:val="0"/>
+                <w:color w:val="9999A3"/>
+                <w:sz w:val="19"/>
+              </w:rPr>
+              <w:t xml:space="preserve">  ·  </w:t>
+            </w:r>
+            <w:r>
+              <w:rPr>
+                <w:b w:val="0"/>
+                <w:i w:val="0"/>
+                <w:color w:val="121216"/>
+                <w:sz w:val="20"/>
+              </w:rPr>
+              <w:t>IDEF0</w:t>
+            </w:r>
+            <w:r>
+              <w:rPr>
+                <w:b w:val="0"/>
+                <w:i w:val="0"/>
+                <w:color w:val="9999A3"/>
+                <w:sz w:val="19"/>
+              </w:rPr>
+              <w:t xml:space="preserve">  ·  </w:t>
+            </w:r>
+            <w:r>
+              <w:rPr>
+                <w:b w:val="0"/>
+                <w:i w:val="0"/>
+                <w:color w:val="121216"/>
+                <w:sz w:val="20"/>
+              </w:rPr>
+              <w:t>IDEF1X</w:t>
+            </w:r>
+            <w:r>
+              <w:rPr>
+                <w:b w:val="0"/>
+                <w:i w:val="0"/>
+                <w:color w:val="9999A3"/>
+                <w:sz w:val="19"/>
+              </w:rPr>
+              <w:t xml:space="preserve">  ·  </w:t>
+            </w:r>
+            <w:r>
+              <w:rPr>
+                <w:b w:val="0"/>
+                <w:i w:val="0"/>
+                <w:color w:val="121216"/>
+                <w:sz w:val="20"/>
+              </w:rPr>
+              <w:t>ER</w:t>
             </w:r>
             <w:r>
               <w:rPr>
@@ -1529,6 +2715,24 @@
                 <w:sz w:val="20"/>
               </w:rPr>
               <w:t>Конкурентный анализ</w:t>
+            </w:r>
+            <w:r>
+              <w:rPr>
+                <w:b w:val="0"/>
+                <w:i w:val="0"/>
+                <w:color w:val="9999A3"/>
+                <w:sz w:val="19"/>
+              </w:rPr>
+              <w:t xml:space="preserve">  ·  </w:t>
+            </w:r>
+            <w:r>
+              <w:rPr>
+                <w:b w:val="0"/>
+                <w:i w:val="0"/>
+                <w:color w:val="121216"/>
+                <w:sz w:val="20"/>
+              </w:rPr>
+              <w:t>Pricing strategy</w:t>
             </w:r>
           </w:p>
         </w:tc>
@@ -1734,6 +2938,24 @@
                 <w:color w:val="121216"/>
                 <w:sz w:val="20"/>
               </w:rPr>
+              <w:t>PostgreSQL</w:t>
+            </w:r>
+            <w:r>
+              <w:rPr>
+                <w:b w:val="0"/>
+                <w:i w:val="0"/>
+                <w:color w:val="9999A3"/>
+                <w:sz w:val="19"/>
+              </w:rPr>
+              <w:t xml:space="preserve">  ·  </w:t>
+            </w:r>
+            <w:r>
+              <w:rPr>
+                <w:b w:val="0"/>
+                <w:i w:val="0"/>
+                <w:color w:val="121216"/>
+                <w:sz w:val="20"/>
+              </w:rPr>
               <w:t>Python (базово)</w:t>
             </w:r>
           </w:p>
@@ -1810,6 +3032,24 @@
                 <w:color w:val="121216"/>
                 <w:sz w:val="20"/>
               </w:rPr>
+              <w:t>ТЗ (ГОСТ 34.602-89)</w:t>
+            </w:r>
+            <w:r>
+              <w:rPr>
+                <w:b w:val="0"/>
+                <w:i w:val="0"/>
+                <w:color w:val="9999A3"/>
+                <w:sz w:val="19"/>
+              </w:rPr>
+              <w:t xml:space="preserve">  ·  </w:t>
+            </w:r>
+            <w:r>
+              <w:rPr>
+                <w:b w:val="0"/>
+                <w:i w:val="0"/>
+                <w:color w:val="121216"/>
+                <w:sz w:val="20"/>
+              </w:rPr>
               <w:t>Продуктовая стратегия</w:t>
             </w:r>
             <w:r>
@@ -1829,6 +3069,24 @@
                 <w:sz w:val="20"/>
               </w:rPr>
               <w:t>Монетизационные модели</w:t>
+            </w:r>
+            <w:r>
+              <w:rPr>
+                <w:b w:val="0"/>
+                <w:i w:val="0"/>
+                <w:color w:val="9999A3"/>
+                <w:sz w:val="19"/>
+              </w:rPr>
+              <w:t xml:space="preserve">  ·  </w:t>
+            </w:r>
+            <w:r>
+              <w:rPr>
+                <w:b w:val="0"/>
+                <w:i w:val="0"/>
+                <w:color w:val="121216"/>
+                <w:sz w:val="20"/>
+              </w:rPr>
+              <w:t>IT-аудит</w:t>
             </w:r>
             <w:r>
               <w:rPr>
